--- a/model_fitting/2010 2/Final_Model_Comparison_Report.docx
+++ b/model_fitting/2010 2/Final_Model_Comparison_Report.docx
@@ -12,7 +12,7 @@
     </w:p>
     <w:p>
       <w:r>
-        <w:t>Generated on: 2026-05-06 04:27:49</w:t>
+        <w:t>Generated on: 2026-05-07 21:57:45</w:t>
       </w:r>
     </w:p>
     <w:p>
@@ -889,1243 +889,6 @@
         <w:t>📎 The comparison table has been exported to Excel: model_comparison_final.xlsx</w:t>
       </w:r>
     </w:p>
-    <w:p>
-      <w:pPr>
-        <w:pStyle w:val="Heading1"/>
-      </w:pPr>
-      <w:r>
-        <w:t>8.2 Output Files Summary</w:t>
-      </w:r>
-    </w:p>
-    <w:p>
-      <w:r>
-        <w:t>This analysis generated multiple output files including Excel result tables and high-resolution figures. Below is a comprehensive list of all files produced during the analysis.</w:t>
-      </w:r>
-    </w:p>
-    <w:p>
-      <w:pPr>
-        <w:pStyle w:val="Heading2"/>
-      </w:pPr>
-      <w:r>
-        <w:t>File Generation Summary</w:t>
-      </w:r>
-    </w:p>
-    <w:tbl>
-      <w:tblPr>
-        <w:tblStyle w:val="LightGrid-Accent1"/>
-        <w:tblW w:type="auto" w:w="0"/>
-        <w:tblLayout w:type="fixed"/>
-        <w:tblLook w:firstColumn="1" w:firstRow="1" w:lastColumn="0" w:lastRow="0" w:noHBand="0" w:noVBand="1" w:val="04A0"/>
-      </w:tblPr>
-      <w:tblGrid>
-        <w:gridCol w:w="3600"/>
-        <w:gridCol w:w="4320"/>
-      </w:tblGrid>
-      <w:tr>
-        <w:tc>
-          <w:tcPr>
-            <w:tcW w:type="dxa" w:w="4320"/>
-          </w:tcPr>
-          <w:p>
-            <w:r>
-              <w:rPr>
-                <w:b/>
-              </w:rPr>
-              <w:t>File Category</w:t>
-            </w:r>
-          </w:p>
-        </w:tc>
-        <w:tc>
-          <w:tcPr>
-            <w:tcW w:type="dxa" w:w="4320"/>
-          </w:tcPr>
-          <w:p>
-            <w:r>
-              <w:rPr>
-                <w:b/>
-              </w:rPr>
-              <w:t>Count</w:t>
-            </w:r>
-          </w:p>
-        </w:tc>
-      </w:tr>
-      <w:tr>
-        <w:tc>
-          <w:tcPr>
-            <w:tcW w:type="dxa" w:w="4320"/>
-          </w:tcPr>
-          <w:p>
-            <w:r>
-              <w:t>Total Excel Files</w:t>
-            </w:r>
-          </w:p>
-        </w:tc>
-        <w:tc>
-          <w:tcPr>
-            <w:tcW w:type="dxa" w:w="4320"/>
-          </w:tcPr>
-          <w:p>
-            <w:r>
-              <w:t>6</w:t>
-            </w:r>
-          </w:p>
-        </w:tc>
-      </w:tr>
-      <w:tr>
-        <w:tc>
-          <w:tcPr>
-            <w:tcW w:type="dxa" w:w="4320"/>
-          </w:tcPr>
-          <w:p>
-            <w:r>
-              <w:t>Total Image Files</w:t>
-            </w:r>
-          </w:p>
-        </w:tc>
-        <w:tc>
-          <w:tcPr>
-            <w:tcW w:type="dxa" w:w="4320"/>
-          </w:tcPr>
-          <w:p>
-            <w:r>
-              <w:t>16</w:t>
-            </w:r>
-          </w:p>
-        </w:tc>
-      </w:tr>
-      <w:tr>
-        <w:tc>
-          <w:tcPr>
-            <w:tcW w:type="dxa" w:w="4320"/>
-          </w:tcPr>
-          <w:p>
-            <w:r>
-              <w:t>Total Files Generated</w:t>
-            </w:r>
-          </w:p>
-        </w:tc>
-        <w:tc>
-          <w:tcPr>
-            <w:tcW w:type="dxa" w:w="4320"/>
-          </w:tcPr>
-          <w:p>
-            <w:r>
-              <w:t>22</w:t>
-            </w:r>
-          </w:p>
-        </w:tc>
-      </w:tr>
-      <w:tr>
-        <w:tc>
-          <w:tcPr>
-            <w:tcW w:type="dxa" w:w="4320"/>
-          </w:tcPr>
-          <w:p>
-            <w:r>
-              <w:t>Excel Files (Ordinal Models)</w:t>
-            </w:r>
-          </w:p>
-        </w:tc>
-        <w:tc>
-          <w:tcPr>
-            <w:tcW w:type="dxa" w:w="4320"/>
-          </w:tcPr>
-          <w:p>
-            <w:r>
-              <w:t>1</w:t>
-            </w:r>
-          </w:p>
-        </w:tc>
-      </w:tr>
-      <w:tr>
-        <w:tc>
-          <w:tcPr>
-            <w:tcW w:type="dxa" w:w="4320"/>
-          </w:tcPr>
-          <w:p>
-            <w:r>
-              <w:t>Excel Files (Count Models)</w:t>
-            </w:r>
-          </w:p>
-        </w:tc>
-        <w:tc>
-          <w:tcPr>
-            <w:tcW w:type="dxa" w:w="4320"/>
-          </w:tcPr>
-          <w:p>
-            <w:r>
-              <w:t>1</w:t>
-            </w:r>
-          </w:p>
-        </w:tc>
-      </w:tr>
-      <w:tr>
-        <w:tc>
-          <w:tcPr>
-            <w:tcW w:type="dxa" w:w="4320"/>
-          </w:tcPr>
-          <w:p>
-            <w:r>
-              <w:t>Excel Files (Binary Models)</w:t>
-            </w:r>
-          </w:p>
-        </w:tc>
-        <w:tc>
-          <w:tcPr>
-            <w:tcW w:type="dxa" w:w="4320"/>
-          </w:tcPr>
-          <w:p>
-            <w:r>
-              <w:t>1</w:t>
-            </w:r>
-          </w:p>
-        </w:tc>
-      </w:tr>
-      <w:tr>
-        <w:tc>
-          <w:tcPr>
-            <w:tcW w:type="dxa" w:w="4320"/>
-          </w:tcPr>
-          <w:p>
-            <w:r>
-              <w:t>Excel Files (Comparisons)</w:t>
-            </w:r>
-          </w:p>
-        </w:tc>
-        <w:tc>
-          <w:tcPr>
-            <w:tcW w:type="dxa" w:w="4320"/>
-          </w:tcPr>
-          <w:p>
-            <w:r>
-              <w:t>1</w:t>
-            </w:r>
-          </w:p>
-        </w:tc>
-      </w:tr>
-      <w:tr>
-        <w:tc>
-          <w:tcPr>
-            <w:tcW w:type="dxa" w:w="4320"/>
-          </w:tcPr>
-          <w:p>
-            <w:r>
-              <w:t>Images (Ordinal)</w:t>
-            </w:r>
-          </w:p>
-        </w:tc>
-        <w:tc>
-          <w:tcPr>
-            <w:tcW w:type="dxa" w:w="4320"/>
-          </w:tcPr>
-          <w:p>
-            <w:r>
-              <w:t>4</w:t>
-            </w:r>
-          </w:p>
-        </w:tc>
-      </w:tr>
-      <w:tr>
-        <w:tc>
-          <w:tcPr>
-            <w:tcW w:type="dxa" w:w="4320"/>
-          </w:tcPr>
-          <w:p>
-            <w:r>
-              <w:t>Images (Count)</w:t>
-            </w:r>
-          </w:p>
-        </w:tc>
-        <w:tc>
-          <w:tcPr>
-            <w:tcW w:type="dxa" w:w="4320"/>
-          </w:tcPr>
-          <w:p>
-            <w:r>
-              <w:t>0</w:t>
-            </w:r>
-          </w:p>
-        </w:tc>
-      </w:tr>
-      <w:tr>
-        <w:tc>
-          <w:tcPr>
-            <w:tcW w:type="dxa" w:w="4320"/>
-          </w:tcPr>
-          <w:p>
-            <w:r>
-              <w:t>Images (Binary)</w:t>
-            </w:r>
-          </w:p>
-        </w:tc>
-        <w:tc>
-          <w:tcPr>
-            <w:tcW w:type="dxa" w:w="4320"/>
-          </w:tcPr>
-          <w:p>
-            <w:r>
-              <w:t>6</w:t>
-            </w:r>
-          </w:p>
-        </w:tc>
-      </w:tr>
-    </w:tbl>
-    <w:p>
-      <w:pPr>
-        <w:pStyle w:val="Heading2"/>
-      </w:pPr>
-      <w:r>
-        <w:t>Excel Output Files</w:t>
-      </w:r>
-    </w:p>
-    <w:tbl>
-      <w:tblPr>
-        <w:tblStyle w:val="LightShading"/>
-        <w:tblW w:type="auto" w:w="0"/>
-        <w:tblLayout w:type="fixed"/>
-        <w:tblLook w:firstColumn="1" w:firstRow="1" w:lastColumn="0" w:lastRow="0" w:noHBand="0" w:noVBand="1" w:val="04A0"/>
-      </w:tblPr>
-      <w:tblGrid>
-        <w:gridCol w:w="2880"/>
-        <w:gridCol w:w="2160"/>
-        <w:gridCol w:w="3600"/>
-      </w:tblGrid>
-      <w:tr>
-        <w:tc>
-          <w:tcPr>
-            <w:tcW w:type="dxa" w:w="2880"/>
-          </w:tcPr>
-          <w:p>
-            <w:r>
-              <w:rPr>
-                <w:b/>
-              </w:rPr>
-              <w:t>Filename</w:t>
-            </w:r>
-          </w:p>
-        </w:tc>
-        <w:tc>
-          <w:tcPr>
-            <w:tcW w:type="dxa" w:w="2880"/>
-          </w:tcPr>
-          <w:p>
-            <w:r>
-              <w:rPr>
-                <w:b/>
-              </w:rPr>
-              <w:t>Size (KB)</w:t>
-            </w:r>
-          </w:p>
-        </w:tc>
-        <w:tc>
-          <w:tcPr>
-            <w:tcW w:type="dxa" w:w="2880"/>
-          </w:tcPr>
-          <w:p>
-            <w:r>
-              <w:rPr>
-                <w:b/>
-              </w:rPr>
-              <w:t>Purpose</w:t>
-            </w:r>
-          </w:p>
-        </w:tc>
-      </w:tr>
-      <w:tr>
-        <w:tc>
-          <w:tcPr>
-            <w:tcW w:type="dxa" w:w="2880"/>
-          </w:tcPr>
-          <w:p>
-            <w:r>
-              <w:t>birthweight_analysis_results.xlsx</w:t>
-            </w:r>
-          </w:p>
-        </w:tc>
-        <w:tc>
-          <w:tcPr>
-            <w:tcW w:type="dxa" w:w="2880"/>
-          </w:tcPr>
-          <w:p>
-            <w:r>
-              <w:t>8.30</w:t>
-            </w:r>
-          </w:p>
-        </w:tc>
-        <w:tc>
-          <w:tcPr>
-            <w:tcW w:type="dxa" w:w="2880"/>
-          </w:tcPr>
-          <w:p>
-            <w:r>
-              <w:t>Analysis Results</w:t>
-            </w:r>
-          </w:p>
-        </w:tc>
-      </w:tr>
-      <w:tr>
-        <w:tc>
-          <w:tcPr>
-            <w:tcW w:type="dxa" w:w="2880"/>
-          </w:tcPr>
-          <w:p>
-            <w:r>
-              <w:t>model1_ordinal_OR.xlsx</w:t>
-            </w:r>
-          </w:p>
-        </w:tc>
-        <w:tc>
-          <w:tcPr>
-            <w:tcW w:type="dxa" w:w="2880"/>
-          </w:tcPr>
-          <w:p>
-            <w:r>
-              <w:t>5.70</w:t>
-            </w:r>
-          </w:p>
-        </w:tc>
-        <w:tc>
-          <w:tcPr>
-            <w:tcW w:type="dxa" w:w="2880"/>
-          </w:tcPr>
-          <w:p>
-            <w:r>
-              <w:t>Ordinal Logistic Regression Results</w:t>
-            </w:r>
-          </w:p>
-        </w:tc>
-      </w:tr>
-      <w:tr>
-        <w:tc>
-          <w:tcPr>
-            <w:tcW w:type="dxa" w:w="2880"/>
-          </w:tcPr>
-          <w:p>
-            <w:r>
-              <w:t>model2_count_IRR.xlsx</w:t>
-            </w:r>
-          </w:p>
-        </w:tc>
-        <w:tc>
-          <w:tcPr>
-            <w:tcW w:type="dxa" w:w="2880"/>
-          </w:tcPr>
-          <w:p>
-            <w:r>
-              <w:t>5.66</w:t>
-            </w:r>
-          </w:p>
-        </w:tc>
-        <w:tc>
-          <w:tcPr>
-            <w:tcW w:type="dxa" w:w="2880"/>
-          </w:tcPr>
-          <w:p>
-            <w:r>
-              <w:t>Count Model (IRR) Results</w:t>
-            </w:r>
-          </w:p>
-        </w:tc>
-      </w:tr>
-      <w:tr>
-        <w:tc>
-          <w:tcPr>
-            <w:tcW w:type="dxa" w:w="2880"/>
-          </w:tcPr>
-          <w:p>
-            <w:r>
-              <w:t>model3_binary_OR.xlsx</w:t>
-            </w:r>
-          </w:p>
-        </w:tc>
-        <w:tc>
-          <w:tcPr>
-            <w:tcW w:type="dxa" w:w="2880"/>
-          </w:tcPr>
-          <w:p>
-            <w:r>
-              <w:t>5.67</w:t>
-            </w:r>
-          </w:p>
-        </w:tc>
-        <w:tc>
-          <w:tcPr>
-            <w:tcW w:type="dxa" w:w="2880"/>
-          </w:tcPr>
-          <w:p>
-            <w:r>
-              <w:t>Binary Logistic (OR) Results</w:t>
-            </w:r>
-          </w:p>
-        </w:tc>
-      </w:tr>
-      <w:tr>
-        <w:tc>
-          <w:tcPr>
-            <w:tcW w:type="dxa" w:w="2880"/>
-          </w:tcPr>
-          <w:p>
-            <w:r>
-              <w:t>model_comparison_final.xlsx</w:t>
-            </w:r>
-          </w:p>
-        </w:tc>
-        <w:tc>
-          <w:tcPr>
-            <w:tcW w:type="dxa" w:w="2880"/>
-          </w:tcPr>
-          <w:p>
-            <w:r>
-              <w:t>5.03</w:t>
-            </w:r>
-          </w:p>
-        </w:tc>
-        <w:tc>
-          <w:tcPr>
-            <w:tcW w:type="dxa" w:w="2880"/>
-          </w:tcPr>
-          <w:p>
-            <w:r>
-              <w:t>Model Comparison Summary</w:t>
-            </w:r>
-          </w:p>
-        </w:tc>
-      </w:tr>
-      <w:tr>
-        <w:tc>
-          <w:tcPr>
-            <w:tcW w:type="dxa" w:w="2880"/>
-          </w:tcPr>
-          <w:p>
-            <w:r>
-              <w:t>results_chisquare.xlsx</w:t>
-            </w:r>
-          </w:p>
-        </w:tc>
-        <w:tc>
-          <w:tcPr>
-            <w:tcW w:type="dxa" w:w="2880"/>
-          </w:tcPr>
-          <w:p>
-            <w:r>
-              <w:t>5.04</w:t>
-            </w:r>
-          </w:p>
-        </w:tc>
-        <w:tc>
-          <w:tcPr>
-            <w:tcW w:type="dxa" w:w="2880"/>
-          </w:tcPr>
-          <w:p>
-            <w:r>
-              <w:t>Analysis Results</w:t>
-            </w:r>
-          </w:p>
-        </w:tc>
-      </w:tr>
-    </w:tbl>
-    <w:p>
-      <w:pPr>
-        <w:pStyle w:val="Heading2"/>
-      </w:pPr>
-      <w:r>
-        <w:t>Figure/Image Files</w:t>
-      </w:r>
-    </w:p>
-    <w:p>
-      <w:pPr>
-        <w:pStyle w:val="Heading3"/>
-      </w:pPr>
-      <w:r>
-        <w:t>Ordinal Model Figures</w:t>
-      </w:r>
-    </w:p>
-    <w:p>
-      <w:pPr>
-        <w:pStyle w:val="ListBullet"/>
-      </w:pPr>
-      <w:r>
-        <w:t>• fig5_ordinal_forest.png</w:t>
-      </w:r>
-    </w:p>
-    <w:p>
-      <w:pPr>
-        <w:pStyle w:val="ListBullet"/>
-      </w:pPr>
-      <w:r>
-        <w:t>• fig5_ordinal_forest_hd.png</w:t>
-      </w:r>
-    </w:p>
-    <w:p>
-      <w:pPr>
-        <w:pStyle w:val="ListBullet"/>
-      </w:pPr>
-      <w:r>
-        <w:t>• fig6_proportional_odds.png</w:t>
-      </w:r>
-    </w:p>
-    <w:p>
-      <w:pPr>
-        <w:pStyle w:val="ListBullet"/>
-      </w:pPr>
-      <w:r>
-        <w:t>• fig6_proportional_odds_hd.png</w:t>
-      </w:r>
-    </w:p>
-    <w:p>
-      <w:pPr>
-        <w:pStyle w:val="Heading3"/>
-      </w:pPr>
-      <w:r>
-        <w:t>Count Model Figures</w:t>
-      </w:r>
-    </w:p>
-    <w:p>
-      <w:r>
-        <w:t>No count model figures found.</w:t>
-      </w:r>
-    </w:p>
-    <w:p>
-      <w:pPr>
-        <w:pStyle w:val="Heading3"/>
-      </w:pPr>
-      <w:r>
-        <w:t>Binary Model Figures</w:t>
-      </w:r>
-    </w:p>
-    <w:p>
-      <w:pPr>
-        <w:pStyle w:val="ListBullet"/>
-      </w:pPr>
-      <w:r>
-        <w:t>• fig7_binary_forest.png</w:t>
-      </w:r>
-    </w:p>
-    <w:p>
-      <w:pPr>
-        <w:pStyle w:val="ListBullet"/>
-      </w:pPr>
-      <w:r>
-        <w:t>• fig7_binary_forest_hd.png</w:t>
-      </w:r>
-    </w:p>
-    <w:p>
-      <w:pPr>
-        <w:pStyle w:val="ListBullet"/>
-      </w:pPr>
-      <w:r>
-        <w:t>• fig8_roc_curve.png</w:t>
-      </w:r>
-    </w:p>
-    <w:p>
-      <w:pPr>
-        <w:pStyle w:val="ListBullet"/>
-      </w:pPr>
-      <w:r>
-        <w:t>• fig8_roc_curve_hd.png</w:t>
-      </w:r>
-    </w:p>
-    <w:p>
-      <w:pPr>
-        <w:pStyle w:val="ListBullet"/>
-      </w:pPr>
-      <w:r>
-        <w:t>• fig9_confusion_matrix.png</w:t>
-      </w:r>
-    </w:p>
-    <w:p>
-      <w:pPr>
-        <w:pStyle w:val="ListBullet"/>
-      </w:pPr>
-      <w:r>
-        <w:t>• fig9_confusion_matrix_hd.png</w:t>
-      </w:r>
-    </w:p>
-    <w:p>
-      <w:pPr>
-        <w:pStyle w:val="Heading3"/>
-      </w:pPr>
-      <w:r>
-        <w:t>Additional Figures</w:t>
-      </w:r>
-    </w:p>
-    <w:p>
-      <w:pPr>
-        <w:pStyle w:val="ListBullet"/>
-      </w:pPr>
-      <w:r>
-        <w:t>• fig1_parity_distribution.png</w:t>
-      </w:r>
-    </w:p>
-    <w:p>
-      <w:pPr>
-        <w:pStyle w:val="ListBullet"/>
-      </w:pPr>
-      <w:r>
-        <w:t>• fig2_age_by_parity.png</w:t>
-      </w:r>
-    </w:p>
-    <w:p>
-      <w:pPr>
-        <w:pStyle w:val="ListBullet"/>
-      </w:pPr>
-      <w:r>
-        <w:t>• fig3_predictors_vs_parity.png</w:t>
-      </w:r>
-    </w:p>
-    <w:p>
-      <w:pPr>
-        <w:pStyle w:val="ListBullet"/>
-      </w:pPr>
-      <w:r>
-        <w:t>• fig4_birthweight_by_parity.png</w:t>
-      </w:r>
-    </w:p>
-    <w:p>
-      <w:pPr>
-        <w:pStyle w:val="ListBullet"/>
-      </w:pPr>
-      <w:r>
-        <w:t>• fig4_birthweight_by_parity_log.png</w:t>
-      </w:r>
-    </w:p>
-    <w:p>
-      <w:pPr>
-        <w:pStyle w:val="ListBullet"/>
-      </w:pPr>
-      <w:r>
-        <w:t>• fig4_birthweight_by_parity_violin.png</w:t>
-      </w:r>
-    </w:p>
-    <w:p>
-      <w:pPr>
-        <w:pStyle w:val="Heading2"/>
-      </w:pPr>
-      <w:r>
-        <w:t>Largest Output Files</w:t>
-      </w:r>
-    </w:p>
-    <w:tbl>
-      <w:tblPr>
-        <w:tblStyle w:val="LightGrid-Accent1"/>
-        <w:tblW w:type="auto" w:w="0"/>
-        <w:tblLayout w:type="fixed"/>
-        <w:tblLook w:firstColumn="1" w:firstRow="1" w:lastColumn="0" w:lastRow="0" w:noHBand="0" w:noVBand="1" w:val="04A0"/>
-      </w:tblPr>
-      <w:tblGrid>
-        <w:gridCol w:w="2880"/>
-        <w:gridCol w:w="2880"/>
-        <w:gridCol w:w="2880"/>
-      </w:tblGrid>
-      <w:tr>
-        <w:tc>
-          <w:tcPr>
-            <w:tcW w:type="dxa" w:w="2880"/>
-          </w:tcPr>
-          <w:p>
-            <w:r>
-              <w:rPr>
-                <w:b/>
-              </w:rPr>
-              <w:t>Filename</w:t>
-            </w:r>
-          </w:p>
-        </w:tc>
-        <w:tc>
-          <w:tcPr>
-            <w:tcW w:type="dxa" w:w="2880"/>
-          </w:tcPr>
-          <w:p>
-            <w:r>
-              <w:rPr>
-                <w:b/>
-              </w:rPr>
-              <w:t>Size (KB)</w:t>
-            </w:r>
-          </w:p>
-        </w:tc>
-        <w:tc>
-          <w:tcPr>
-            <w:tcW w:type="dxa" w:w="2880"/>
-          </w:tcPr>
-          <w:p>
-            <w:r>
-              <w:rPr>
-                <w:b/>
-              </w:rPr>
-              <w:t>Type</w:t>
-            </w:r>
-          </w:p>
-        </w:tc>
-      </w:tr>
-      <w:tr>
-        <w:tc>
-          <w:tcPr>
-            <w:tcW w:type="dxa" w:w="2880"/>
-          </w:tcPr>
-          <w:p>
-            <w:r>
-              <w:t>fig6_proportional_odds_hd.png</w:t>
-            </w:r>
-          </w:p>
-        </w:tc>
-        <w:tc>
-          <w:tcPr>
-            <w:tcW w:type="dxa" w:w="2880"/>
-          </w:tcPr>
-          <w:p>
-            <w:r>
-              <w:t>911.09</w:t>
-            </w:r>
-          </w:p>
-        </w:tc>
-        <w:tc>
-          <w:tcPr>
-            <w:tcW w:type="dxa" w:w="2880"/>
-          </w:tcPr>
-          <w:p>
-            <w:r>
-              <w:t>Image</w:t>
-            </w:r>
-          </w:p>
-        </w:tc>
-      </w:tr>
-      <w:tr>
-        <w:tc>
-          <w:tcPr>
-            <w:tcW w:type="dxa" w:w="2880"/>
-          </w:tcPr>
-          <w:p>
-            <w:r>
-              <w:t>fig7_binary_forest_hd.png</w:t>
-            </w:r>
-          </w:p>
-        </w:tc>
-        <w:tc>
-          <w:tcPr>
-            <w:tcW w:type="dxa" w:w="2880"/>
-          </w:tcPr>
-          <w:p>
-            <w:r>
-              <w:t>563.59</w:t>
-            </w:r>
-          </w:p>
-        </w:tc>
-        <w:tc>
-          <w:tcPr>
-            <w:tcW w:type="dxa" w:w="2880"/>
-          </w:tcPr>
-          <w:p>
-            <w:r>
-              <w:t>Image</w:t>
-            </w:r>
-          </w:p>
-        </w:tc>
-      </w:tr>
-      <w:tr>
-        <w:tc>
-          <w:tcPr>
-            <w:tcW w:type="dxa" w:w="2880"/>
-          </w:tcPr>
-          <w:p>
-            <w:r>
-              <w:t>fig5_ordinal_forest_hd.png</w:t>
-            </w:r>
-          </w:p>
-        </w:tc>
-        <w:tc>
-          <w:tcPr>
-            <w:tcW w:type="dxa" w:w="2880"/>
-          </w:tcPr>
-          <w:p>
-            <w:r>
-              <w:t>561.09</w:t>
-            </w:r>
-          </w:p>
-        </w:tc>
-        <w:tc>
-          <w:tcPr>
-            <w:tcW w:type="dxa" w:w="2880"/>
-          </w:tcPr>
-          <w:p>
-            <w:r>
-              <w:t>Image</w:t>
-            </w:r>
-          </w:p>
-        </w:tc>
-      </w:tr>
-      <w:tr>
-        <w:tc>
-          <w:tcPr>
-            <w:tcW w:type="dxa" w:w="2880"/>
-          </w:tcPr>
-          <w:p>
-            <w:r>
-              <w:t>fig6_proportional_odds.png</w:t>
-            </w:r>
-          </w:p>
-        </w:tc>
-        <w:tc>
-          <w:tcPr>
-            <w:tcW w:type="dxa" w:w="2880"/>
-          </w:tcPr>
-          <w:p>
-            <w:r>
-              <w:t>398.15</w:t>
-            </w:r>
-          </w:p>
-        </w:tc>
-        <w:tc>
-          <w:tcPr>
-            <w:tcW w:type="dxa" w:w="2880"/>
-          </w:tcPr>
-          <w:p>
-            <w:r>
-              <w:t>Image</w:t>
-            </w:r>
-          </w:p>
-        </w:tc>
-      </w:tr>
-      <w:tr>
-        <w:tc>
-          <w:tcPr>
-            <w:tcW w:type="dxa" w:w="2880"/>
-          </w:tcPr>
-          <w:p>
-            <w:r>
-              <w:t>fig8_roc_curve_hd.png</w:t>
-            </w:r>
-          </w:p>
-        </w:tc>
-        <w:tc>
-          <w:tcPr>
-            <w:tcW w:type="dxa" w:w="2880"/>
-          </w:tcPr>
-          <w:p>
-            <w:r>
-              <w:t>279.66</w:t>
-            </w:r>
-          </w:p>
-        </w:tc>
-        <w:tc>
-          <w:tcPr>
-            <w:tcW w:type="dxa" w:w="2880"/>
-          </w:tcPr>
-          <w:p>
-            <w:r>
-              <w:t>Image</w:t>
-            </w:r>
-          </w:p>
-        </w:tc>
-      </w:tr>
-      <w:tr>
-        <w:tc>
-          <w:tcPr>
-            <w:tcW w:type="dxa" w:w="2880"/>
-          </w:tcPr>
-          <w:p>
-            <w:r>
-              <w:t>fig5_ordinal_forest.png</w:t>
-            </w:r>
-          </w:p>
-        </w:tc>
-        <w:tc>
-          <w:tcPr>
-            <w:tcW w:type="dxa" w:w="2880"/>
-          </w:tcPr>
-          <w:p>
-            <w:r>
-              <w:t>244.54</w:t>
-            </w:r>
-          </w:p>
-        </w:tc>
-        <w:tc>
-          <w:tcPr>
-            <w:tcW w:type="dxa" w:w="2880"/>
-          </w:tcPr>
-          <w:p>
-            <w:r>
-              <w:t>Image</w:t>
-            </w:r>
-          </w:p>
-        </w:tc>
-      </w:tr>
-      <w:tr>
-        <w:tc>
-          <w:tcPr>
-            <w:tcW w:type="dxa" w:w="2880"/>
-          </w:tcPr>
-          <w:p>
-            <w:r>
-              <w:t>fig9_confusion_matrix_hd.png</w:t>
-            </w:r>
-          </w:p>
-        </w:tc>
-        <w:tc>
-          <w:tcPr>
-            <w:tcW w:type="dxa" w:w="2880"/>
-          </w:tcPr>
-          <w:p>
-            <w:r>
-              <w:t>196.71</w:t>
-            </w:r>
-          </w:p>
-        </w:tc>
-        <w:tc>
-          <w:tcPr>
-            <w:tcW w:type="dxa" w:w="2880"/>
-          </w:tcPr>
-          <w:p>
-            <w:r>
-              <w:t>Image</w:t>
-            </w:r>
-          </w:p>
-        </w:tc>
-      </w:tr>
-      <w:tr>
-        <w:tc>
-          <w:tcPr>
-            <w:tcW w:type="dxa" w:w="2880"/>
-          </w:tcPr>
-          <w:p>
-            <w:r>
-              <w:t>fig3_predictors_vs_parity.png</w:t>
-            </w:r>
-          </w:p>
-        </w:tc>
-        <w:tc>
-          <w:tcPr>
-            <w:tcW w:type="dxa" w:w="2880"/>
-          </w:tcPr>
-          <w:p>
-            <w:r>
-              <w:t>166.94</w:t>
-            </w:r>
-          </w:p>
-        </w:tc>
-        <w:tc>
-          <w:tcPr>
-            <w:tcW w:type="dxa" w:w="2880"/>
-          </w:tcPr>
-          <w:p>
-            <w:r>
-              <w:t>Image</w:t>
-            </w:r>
-          </w:p>
-        </w:tc>
-      </w:tr>
-      <w:tr>
-        <w:tc>
-          <w:tcPr>
-            <w:tcW w:type="dxa" w:w="2880"/>
-          </w:tcPr>
-          <w:p>
-            <w:r>
-              <w:t>fig4_birthweight_by_parity_violin.png</w:t>
-            </w:r>
-          </w:p>
-        </w:tc>
-        <w:tc>
-          <w:tcPr>
-            <w:tcW w:type="dxa" w:w="2880"/>
-          </w:tcPr>
-          <w:p>
-            <w:r>
-              <w:t>120.77</w:t>
-            </w:r>
-          </w:p>
-        </w:tc>
-        <w:tc>
-          <w:tcPr>
-            <w:tcW w:type="dxa" w:w="2880"/>
-          </w:tcPr>
-          <w:p>
-            <w:r>
-              <w:t>Image</w:t>
-            </w:r>
-          </w:p>
-        </w:tc>
-      </w:tr>
-      <w:tr>
-        <w:tc>
-          <w:tcPr>
-            <w:tcW w:type="dxa" w:w="2880"/>
-          </w:tcPr>
-          <w:p>
-            <w:r>
-              <w:t>fig7_binary_forest.png</w:t>
-            </w:r>
-          </w:p>
-        </w:tc>
-        <w:tc>
-          <w:tcPr>
-            <w:tcW w:type="dxa" w:w="2880"/>
-          </w:tcPr>
-          <w:p>
-            <w:r>
-              <w:t>104.56</w:t>
-            </w:r>
-          </w:p>
-        </w:tc>
-        <w:tc>
-          <w:tcPr>
-            <w:tcW w:type="dxa" w:w="2880"/>
-          </w:tcPr>
-          <w:p>
-            <w:r>
-              <w:t>Image</w:t>
-            </w:r>
-          </w:p>
-        </w:tc>
-      </w:tr>
-    </w:tbl>
-    <w:p>
-      <w:pPr>
-        <w:pStyle w:val="Heading2"/>
-      </w:pPr>
-      <w:r>
-        <w:t>File Management Recommendations</w:t>
-      </w:r>
-    </w:p>
-    <w:p>
-      <w:r>
-        <w:rPr>
-          <w:b/>
-        </w:rPr>
-        <w:t>Recommendations:</w:t>
-        <w:br/>
-      </w:r>
-      <w:r>
-        <w:t>• Keep all Excel files for reproducibility and further analysis</w:t>
-        <w:br/>
-      </w:r>
-      <w:r>
-        <w:t>• High-resolution images (600 DPI) are suitable for publication</w:t>
-        <w:br/>
-      </w:r>
-      <w:r>
-        <w:t>• Standard resolution images (150 DPI) are suitable for quick viewing</w:t>
-        <w:br/>
-      </w:r>
-      <w:r>
-        <w:t>• Consider archiving files in a structured folder by model type</w:t>
-        <w:br/>
-      </w:r>
-      <w:r>
-        <w:t>• Back up all files to secure storage</w:t>
-        <w:br/>
-      </w:r>
-    </w:p>
-    <w:p>
-      <w:pPr>
-        <w:pStyle w:val="Heading2"/>
-      </w:pPr>
-      <w:r>
-        <w:t>Suggested File Organization</w:t>
-      </w:r>
-    </w:p>
-    <w:p>
-      <w:r>
-        <w:rPr>
-          <w:b/>
-        </w:rPr>
-        <w:t>Suggested folder structure:</w:t>
-        <w:br/>
-      </w:r>
-      <w:r>
-        <w:t>├── Excel_Results/</w:t>
-        <w:br/>
-      </w:r>
-      <w:r>
-        <w:t>│   ├── Ordinal_Models/</w:t>
-        <w:br/>
-      </w:r>
-      <w:r>
-        <w:t>│   ├── Count_Models/</w:t>
-        <w:br/>
-      </w:r>
-      <w:r>
-        <w:t>│   ├── Binary_Models/</w:t>
-        <w:br/>
-      </w:r>
-      <w:r>
-        <w:t>│   └── Comparisons/</w:t>
-        <w:br/>
-      </w:r>
-      <w:r>
-        <w:t>├── Figures/</w:t>
-        <w:br/>
-      </w:r>
-      <w:r>
-        <w:t>│   ├── Ordinal_Plots/</w:t>
-        <w:br/>
-      </w:r>
-      <w:r>
-        <w:t>│   ├── Count_Plots/</w:t>
-        <w:br/>
-      </w:r>
-      <w:r>
-        <w:t>│   ├── Binary_Plots/</w:t>
-        <w:br/>
-      </w:r>
-      <w:r>
-        <w:t>│   └── ROC_Curves/</w:t>
-        <w:br/>
-      </w:r>
-      <w:r>
-        <w:t>└── Reports/</w:t>
-        <w:br/>
-      </w:r>
-      <w:r>
-        <w:t xml:space="preserve">    ├── Word_Documents/</w:t>
-        <w:br/>
-      </w:r>
-      <w:r>
-        <w:t xml:space="preserve">    └── PDF_Exports/</w:t>
-        <w:br/>
-      </w:r>
-    </w:p>
-    <w:p>
-      <w:pPr>
-        <w:pStyle w:val="Heading2"/>
-      </w:pPr>
-      <w:r>
-        <w:t>Analysis Completion</w:t>
-      </w:r>
-    </w:p>
-    <w:p>
-      <w:r>
-        <w:rPr>
-          <w:b/>
-        </w:rPr>
-        <w:t>✓ All analyses completed successfully</w:t>
-        <w:br/>
-      </w:r>
-      <w:r>
-        <w:t>✓ Total files generated: 22</w:t>
-        <w:br/>
-      </w:r>
-      <w:r>
-        <w:t>✓ Excel tables: 6</w:t>
-        <w:br/>
-      </w:r>
-      <w:r>
-        <w:t>✓ Figures: 16</w:t>
-        <w:br/>
-      </w:r>
-      <w:r>
-        <w:t>✓ Reports saved to Word documents</w:t>
-        <w:br/>
-      </w:r>
-    </w:p>
-    <w:p>
-      <w:pPr>
-        <w:pStyle w:val="IntenseQuote"/>
-      </w:pPr>
-      <w:r>
-        <w:t>Analysis completed on: 2026-05-06 04:28:03</w:t>
-      </w:r>
-    </w:p>
     <w:sectPr>
       <w:pgSz w:w="12240" w:h="15840"/>
       <w:pgMar w:top="1440" w:right="1800" w:bottom="1440" w:left="1800" w:header="720" w:footer="720" w:gutter="0"/>
